--- a/Docs/FromEvelien/Peer feedback form “Project Frontiers” Ingmar.docx
+++ b/Docs/FromEvelien/Peer feedback form “Project Frontiers” Ingmar.docx
@@ -1364,6 +1364,7 @@
                 <w:rFonts w:ascii="Arial" w:hAnsi="Arial" w:cs="Arial"/>
                 <w:sz w:val="18"/>
                 <w:szCs w:val="18"/>
+                <w:highlight w:val="green"/>
                 <w:lang w:val="en-GB"/>
               </w:rPr>
               <w:t>Communication is generally clear and respectful</w:t>
@@ -2810,6 +2811,7 @@
   <w:style w:type="character" w:default="1" w:styleId="DefaultParagraphFont">
     <w:name w:val="Default Paragraph Font"/>
     <w:uiPriority w:val="1"/>
+    <w:semiHidden/>
     <w:unhideWhenUsed/>
   </w:style>
   <w:style w:type="table" w:default="1" w:styleId="TableNormal">
